--- a/tspp_work/lab2/ЛР2_Кравченко_ІР-31.docx
+++ b/tspp_work/lab2/ЛР2_Кравченко_ІР-31.docx
@@ -5551,7 +5551,7 @@
           <w:color w:val="000000"/>
           <w:sz w:val="28"/>
         </w:rPr>
-        <w:t>Достатність вимог перевірено на тестовому стенді (комп’ютер з 18 логічними ядрами, PostgreSQL 18.6): наповнення БД тестовими даними за 30 діб (651 виявлень, 30 місії, 282 записів аудиту) триває 0,3 с; обробка одного виявлення через REST API займає в медіані 7,8 мс (95-й процентиль — 9,8 мс, максимум — 9,8 мс), тобто становить менше 1 % бюджету затримки NFR-01. Повна резервна копія БД має обсяг 174 КБ.</w:t>
+        <w:t>Достатність вимог перевірено на тестовому стенді (комп’ютер з 18 логічними ядрами, PostgreSQL 18.6): наповнення БД тестовими даними за 30 діб (651 виявлення, 30 місій, 282 записи аудиту) триває 0,3 с; обробка одного виявлення через REST API займає в медіані 7,8 мс (95-й процентиль — 9,8 мс, максимум — 9,8 мс), тобто становить менше 1 % бюджету затримки NFR-01. Повна резервна копія БД має обсяг 174 КБ.</w:t>
       </w:r>
     </w:p>
     <w:p>
@@ -5593,7 +5593,7 @@
           <w:color w:val="000000"/>
           <w:sz w:val="28"/>
         </w:rPr>
-        <w:t>Засоби розробки обрано за категоріями інструментів, розглянутими в лекції 7: мова й фреймворк, система керування базами даних, засоби керування версіями, автоматизації та тестування [7]. Критеріями були: надійність зберігання даних і виконання правил на рівні БД, мінімальна кількість залежностей, швидкість розроблення та можливість автоматичної перевірки. Перелік засобів наведено в табл. 2.4.</w:t>
+        <w:t>Мову, фреймворк і СКБД обрано за вимогами до продукту (підрозділи 5.1–5.2), а допоміжні засоби — за категоріями інструментів лекції 7: керування версіями, автоматизації процесів і тестування [7]. Критеріями були: надійність зберігання даних і виконання правил на рівні БД, мінімальна кількість залежностей, швидкість розроблення та можливість автоматичної перевірки. Перелік засобів наведено в табл. 2.4.</w:t>
       </w:r>
     </w:p>
     <w:p>
@@ -6448,7 +6448,7 @@
           <w:color w:val="000000"/>
           <w:sz w:val="28"/>
         </w:rPr>
-        <w:t>Python забезпечує короткий і читабельний код та має зрілий драйвер PostgreSQL. Flask — мікрофреймворк, що надає лише маршрутизацію, сеанси й обробку запитів [12]; для продукту, де бізнес-логіка зосереджена в БД, цього достатньо, а відсутність ORM дає змогу викликати функції й представлення PostgreSQL напряму. Увесь веб-застосунок займає 291 рядків коду. Шаблонізатор Jinja2 [13] автоматично екранує дані, що захищає від міжсайтових сценаріїв, а psycopg [14] передає параметри окремо від тексту запиту, що виключає SQL-ін’єкції.</w:t>
+        <w:t>Python забезпечує короткий і читабельний код та має зрілий драйвер PostgreSQL. Flask — мікрофреймворк, що надає лише маршрутизацію, сеанси й обробку запитів [12]; для продукту, де бізнес-логіка зосереджена в БД, цього достатньо, а відсутність ORM дає змогу викликати функції й представлення PostgreSQL напряму. Увесь веб-застосунок займає 291 рядок коду. Шаблонізатор Jinja2 [13] автоматично екранує дані, що захищає від міжсайтових сценаріїв, а psycopg [14] передає параметри окремо від тексту запиту, що виключає SQL-ін’єкції.</w:t>
       </w:r>
     </w:p>
     <w:p>
@@ -6835,7 +6835,7 @@
                 <w:color w:val="000000"/>
                 <w:sz w:val="22"/>
               </w:rPr>
-              <w:t>Серверна логіка БД: 53 функцій, 9 тригерів, 2 представлення, 5 ролей СКБД, таблиця переходів станів</w:t>
+              <w:t>Серверна логіка БД: 53 функції, 9 тригерів, 2 представлення, 5 ролей СКБД, таблиця переходів станів</w:t>
             </w:r>
           </w:p>
         </w:tc>
@@ -9230,7 +9230,7 @@
                 <w:color w:val="000000"/>
                 <w:sz w:val="22"/>
               </w:rPr>
-              <w:t>19 таблиць, 53 функцій, 9 тригерів, 2 представлення створено без помилок</w:t>
+              <w:t>19 таблиць, 53 функції, 9 тригерів, 2 представлення створено без помилок</w:t>
             </w:r>
           </w:p>
         </w:tc>
@@ -10175,7 +10175,7 @@
                 <w:color w:val="000000"/>
                 <w:sz w:val="22"/>
               </w:rPr>
-              <w:t>31 місій, частка влучань 80,0 %</w:t>
+              <w:t>31 місія, частка влучань 80,0 %</w:t>
             </w:r>
           </w:p>
         </w:tc>
@@ -10565,7 +10565,7 @@
           <w:color w:val="000000"/>
           <w:sz w:val="28"/>
         </w:rPr>
-        <w:t>Статистику тестових даних за 30 діб наведено на сторінці «Аналітика»: 31 місій, 20 влучань, 5 промахів, 2 скасувань і 2 відхилених санкцій; середній час від пропозиції до санкції — 33,5 с, від санкції до пуску — 38,7 с.</w:t>
+        <w:t>Статистику тестових даних за 30 діб наведено на сторінці «Аналітика»: 31 місія, 20 влучань, 5 промахів, 2 скасування і 2 відхилені санкції; середній час від пропозиції до санкції — 33,5 с, від санкції до пуску — 38,7 с.</w:t>
       </w:r>
     </w:p>
     <w:p>
